--- a/defense/docs/FRONT_MATTER_KZ_GOST_2026-08-13.docx
+++ b/defense/docs/FRONT_MATTER_KZ_GOST_2026-08-13.docx
@@ -1029,7 +1029,7 @@
           <w:sz w:val="28"/>
         </w:rPr>
         <w:tab/>
-        <w:t>53</w:t>
+        <w:t>60</w:t>
       </w:r>
     </w:p>
     <w:p>
@@ -1638,7 +1638,7 @@
           <w:sz w:val="28"/>
         </w:rPr>
         <w:tab/>
-        <w:t>90</w:t>
+        <w:t>129</w:t>
       </w:r>
     </w:p>
     <w:p>
@@ -1783,7 +1783,7 @@
           <w:sz w:val="28"/>
         </w:rPr>
         <w:tab/>
-        <w:t>115</w:t>
+        <w:t>130</w:t>
       </w:r>
     </w:p>
     <w:p>
@@ -1870,7 +1870,7 @@
           <w:sz w:val="28"/>
         </w:rPr>
         <w:tab/>
-        <w:t>120</w:t>
+        <w:t>133</w:t>
       </w:r>
     </w:p>
     <w:p>
@@ -2276,7 +2276,7 @@
           <w:sz w:val="28"/>
         </w:rPr>
         <w:tab/>
-        <w:t>147</w:t>
+        <w:t>145</w:t>
       </w:r>
     </w:p>
     <w:p>

--- a/defense/docs/FRONT_MATTER_KZ_GOST_2026-08-13.docx
+++ b/defense/docs/FRONT_MATTER_KZ_GOST_2026-08-13.docx
@@ -1029,7 +1029,7 @@
           <w:sz w:val="28"/>
         </w:rPr>
         <w:tab/>
-        <w:t>60</w:t>
+        <w:t>53</w:t>
       </w:r>
     </w:p>
     <w:p>
@@ -1638,7 +1638,7 @@
           <w:sz w:val="28"/>
         </w:rPr>
         <w:tab/>
-        <w:t>129</w:t>
+        <w:t>90</w:t>
       </w:r>
     </w:p>
     <w:p>
@@ -1783,7 +1783,7 @@
           <w:sz w:val="28"/>
         </w:rPr>
         <w:tab/>
-        <w:t>130</w:t>
+        <w:t>115</w:t>
       </w:r>
     </w:p>
     <w:p>
@@ -1870,7 +1870,7 @@
           <w:sz w:val="28"/>
         </w:rPr>
         <w:tab/>
-        <w:t>133</w:t>
+        <w:t>120</w:t>
       </w:r>
     </w:p>
     <w:p>
@@ -2276,7 +2276,7 @@
           <w:sz w:val="28"/>
         </w:rPr>
         <w:tab/>
-        <w:t>145</w:t>
+        <w:t>147</w:t>
       </w:r>
     </w:p>
     <w:p>
@@ -2392,7 +2392,7 @@
           <w:sz w:val="28"/>
         </w:rPr>
         <w:tab/>
-        <w:t>147</w:t>
+        <w:t>158</w:t>
       </w:r>
     </w:p>
     <w:p>
@@ -2508,7 +2508,7 @@
           <w:sz w:val="28"/>
         </w:rPr>
         <w:tab/>
-        <w:t>150</w:t>
+        <w:t>168</w:t>
       </w:r>
     </w:p>
     <w:p>
@@ -2595,7 +2595,7 @@
           <w:sz w:val="28"/>
         </w:rPr>
         <w:tab/>
-        <w:t>152</w:t>
+        <w:t>175</w:t>
       </w:r>
     </w:p>
     <w:p>
@@ -2682,7 +2682,7 @@
           <w:sz w:val="28"/>
         </w:rPr>
         <w:tab/>
-        <w:t>153</w:t>
+        <w:t>179</w:t>
       </w:r>
     </w:p>
     <w:p>
@@ -2798,7 +2798,7 @@
           <w:sz w:val="28"/>
         </w:rPr>
         <w:tab/>
-        <w:t>154</w:t>
+        <w:t>186</w:t>
       </w:r>
     </w:p>
     <w:p>
@@ -2827,7 +2827,7 @@
           <w:sz w:val="28"/>
         </w:rPr>
         <w:tab/>
-        <w:t>154</w:t>
+        <w:t>188</w:t>
       </w:r>
     </w:p>
     <w:p>
@@ -2856,7 +2856,7 @@
           <w:sz w:val="28"/>
         </w:rPr>
         <w:tab/>
-        <w:t>155</w:t>
+        <w:t>191</w:t>
       </w:r>
     </w:p>
     <w:p>
@@ -2972,7 +2972,7 @@
           <w:sz w:val="28"/>
         </w:rPr>
         <w:tab/>
-        <w:t>199</w:t>
+        <w:t>200</w:t>
       </w:r>
     </w:p>
     <w:p>
@@ -3001,7 +3001,7 @@
           <w:sz w:val="28"/>
         </w:rPr>
         <w:tab/>
-        <w:t>199</w:t>
+        <w:t>200</w:t>
       </w:r>
     </w:p>
     <w:p>
@@ -3059,7 +3059,7 @@
           <w:sz w:val="28"/>
         </w:rPr>
         <w:tab/>
-        <w:t>201</w:t>
+        <w:t>208</w:t>
       </w:r>
     </w:p>
     <w:p>
@@ -3117,7 +3117,7 @@
           <w:sz w:val="28"/>
         </w:rPr>
         <w:tab/>
-        <w:t>212</w:t>
+        <w:t>213</w:t>
       </w:r>
     </w:p>
     <w:p>
@@ -3146,7 +3146,7 @@
           <w:sz w:val="28"/>
         </w:rPr>
         <w:tab/>
-        <w:t>204</w:t>
+        <w:t>215</w:t>
       </w:r>
     </w:p>
     <w:p>
@@ -3233,7 +3233,7 @@
           <w:sz w:val="28"/>
         </w:rPr>
         <w:tab/>
-        <w:t>221</w:t>
+        <w:t>220</w:t>
       </w:r>
     </w:p>
     <w:p>
@@ -3320,7 +3320,7 @@
           <w:sz w:val="28"/>
         </w:rPr>
         <w:tab/>
-        <w:t>222</w:t>
+        <w:t>229</w:t>
       </w:r>
     </w:p>
     <w:p>
@@ -3349,7 +3349,7 @@
           <w:sz w:val="28"/>
         </w:rPr>
         <w:tab/>
-        <w:t>228</w:t>
+        <w:t>229</w:t>
       </w:r>
     </w:p>
     <w:p>
@@ -3378,7 +3378,7 @@
           <w:sz w:val="28"/>
         </w:rPr>
         <w:tab/>
-        <w:t>231</w:t>
+        <w:t>232</w:t>
       </w:r>
     </w:p>
     <w:p>
@@ -3407,7 +3407,7 @@
           <w:sz w:val="28"/>
         </w:rPr>
         <w:tab/>
-        <w:t>225</w:t>
+        <w:t>234</w:t>
       </w:r>
     </w:p>
     <w:p>
@@ -3436,7 +3436,7 @@
           <w:sz w:val="28"/>
         </w:rPr>
         <w:tab/>
-        <w:t>233</w:t>
+        <w:t>234</w:t>
       </w:r>
     </w:p>
     <w:p>
@@ -3465,7 +3465,7 @@
           <w:sz w:val="28"/>
         </w:rPr>
         <w:tab/>
-        <w:t>234</w:t>
+        <w:t>235</w:t>
       </w:r>
     </w:p>
     <w:p>
@@ -3494,7 +3494,7 @@
           <w:sz w:val="28"/>
         </w:rPr>
         <w:tab/>
-        <w:t>235</w:t>
+        <w:t>236</w:t>
       </w:r>
     </w:p>
     <w:p>
@@ -3523,7 +3523,7 @@
           <w:sz w:val="28"/>
         </w:rPr>
         <w:tab/>
-        <w:t>235</w:t>
+        <w:t>236</w:t>
       </w:r>
     </w:p>
     <w:p>
@@ -3552,7 +3552,7 @@
           <w:sz w:val="28"/>
         </w:rPr>
         <w:tab/>
-        <w:t>237</w:t>
+        <w:t>238</w:t>
       </w:r>
     </w:p>
     <w:p>
@@ -3581,7 +3581,7 @@
           <w:sz w:val="28"/>
         </w:rPr>
         <w:tab/>
-        <w:t>238</w:t>
+        <w:t>239</w:t>
       </w:r>
     </w:p>
     <w:p>
@@ -3610,7 +3610,7 @@
           <w:sz w:val="28"/>
         </w:rPr>
         <w:tab/>
-        <w:t>238</w:t>
+        <w:t>239</w:t>
       </w:r>
     </w:p>
     <w:p>
@@ -3639,7 +3639,7 @@
           <w:sz w:val="28"/>
         </w:rPr>
         <w:tab/>
-        <w:t>240</w:t>
+        <w:t>241</w:t>
       </w:r>
     </w:p>
     <w:p>
@@ -3697,7 +3697,7 @@
           <w:sz w:val="28"/>
         </w:rPr>
         <w:tab/>
-        <w:t>242</w:t>
+        <w:t>243</w:t>
       </w:r>
     </w:p>
     <w:p>
@@ -3726,7 +3726,7 @@
           <w:sz w:val="28"/>
         </w:rPr>
         <w:tab/>
-        <w:t>246</w:t>
+        <w:t>247</w:t>
       </w:r>
     </w:p>
     <w:p>
@@ -3755,7 +3755,7 @@
           <w:sz w:val="28"/>
         </w:rPr>
         <w:tab/>
-        <w:t>255</w:t>
+        <w:t>256</w:t>
       </w:r>
     </w:p>
     <w:p>
@@ -3784,7 +3784,7 @@
           <w:sz w:val="28"/>
         </w:rPr>
         <w:tab/>
-        <w:t>259</w:t>
+        <w:t>260</w:t>
       </w:r>
     </w:p>
     <w:p>
@@ -3813,7 +3813,7 @@
           <w:sz w:val="28"/>
         </w:rPr>
         <w:tab/>
-        <w:t>264</w:t>
+        <w:t>265</w:t>
       </w:r>
     </w:p>
     <w:p>
@@ -3842,7 +3842,7 @@
           <w:sz w:val="28"/>
         </w:rPr>
         <w:tab/>
-        <w:t>271</w:t>
+        <w:t>272</w:t>
       </w:r>
     </w:p>
     <w:p>
@@ -3871,7 +3871,7 @@
           <w:sz w:val="28"/>
         </w:rPr>
         <w:tab/>
-        <w:t>280</w:t>
+        <w:t>281</w:t>
       </w:r>
     </w:p>
     <w:p>
@@ -3900,7 +3900,7 @@
           <w:sz w:val="28"/>
         </w:rPr>
         <w:tab/>
-        <w:t>295</w:t>
+        <w:t>296</w:t>
       </w:r>
     </w:p>
     <w:p>

--- a/defense/docs/FRONT_MATTER_KZ_GOST_2026-08-13.docx
+++ b/defense/docs/FRONT_MATTER_KZ_GOST_2026-08-13.docx
@@ -1261,7 +1261,7 @@
           <w:sz w:val="28"/>
         </w:rPr>
         <w:tab/>
-        <w:t>71</w:t>
+        <w:t>70</w:t>
       </w:r>
     </w:p>
     <w:p>
@@ -1290,7 +1290,7 @@
           <w:sz w:val="28"/>
         </w:rPr>
         <w:tab/>
-        <w:t>71</w:t>
+        <w:t>70</w:t>
       </w:r>
     </w:p>
     <w:p>

--- a/defense/docs/FRONT_MATTER_KZ_GOST_2026-08-13.docx
+++ b/defense/docs/FRONT_MATTER_KZ_GOST_2026-08-13.docx
@@ -4344,6 +4344,48 @@
                 <w:i w:val="0"/>
                 <w:sz w:val="28"/>
               </w:rPr>
+              <w:t>CFC-n</w:t>
+            </w:r>
+          </w:p>
+        </w:tc>
+        <w:tc>
+          <w:tcPr>
+            <w:tcW w:type="dxa" w:w="7824"/>
+          </w:tcPr>
+          <w:p>
+            <w:pPr>
+              <w:spacing w:line="240" w:lineRule="auto" w:after="0"/>
+              <w:ind w:firstLine="0"/>
+            </w:pPr>
+            <w:r>
+              <w:rPr>
+                <w:rFonts w:ascii="Times New Roman" w:hAnsi="Times New Roman" w:cs="Times New Roman" w:eastAsia="Times New Roman"/>
+                <w:b w:val="0"/>
+                <w:i w:val="0"/>
+                <w:sz w:val="28"/>
+              </w:rPr>
+              <w:t>Claim Formulation Constraint n (тұжырымды тұжырымдау шектеуі: мәлімдеменің қандай түрде айтылуы мүмкін екенін реттейтін ереже; CFC-2 сериясы диссертация өзіне тыйым салған тұжырым түрлерін тізеді)</w:t>
+            </w:r>
+          </w:p>
+        </w:tc>
+      </w:tr>
+      <w:tr>
+        <w:tc>
+          <w:tcPr>
+            <w:tcW w:type="dxa" w:w="1814"/>
+          </w:tcPr>
+          <w:p>
+            <w:pPr>
+              <w:spacing w:line="240" w:lineRule="auto" w:after="0"/>
+              <w:ind w:firstLine="0"/>
+            </w:pPr>
+            <w:r>
+              <w:rPr>
+                <w:rFonts w:ascii="Times New Roman" w:hAnsi="Times New Roman" w:cs="Times New Roman" w:eastAsia="Times New Roman"/>
+                <w:b w:val="0"/>
+                <w:i w:val="0"/>
+                <w:sz w:val="28"/>
+              </w:rPr>
               <w:t>CLAHE</w:t>
             </w:r>
           </w:p>
@@ -4512,6 +4554,48 @@
                 <w:i w:val="0"/>
                 <w:sz w:val="28"/>
               </w:rPr>
+              <w:t>DGL-n</w:t>
+            </w:r>
+          </w:p>
+        </w:tc>
+        <w:tc>
+          <w:tcPr>
+            <w:tcW w:type="dxa" w:w="7824"/>
+          </w:tcPr>
+          <w:p>
+            <w:pPr>
+              <w:spacing w:line="240" w:lineRule="auto" w:after="0"/>
+              <w:ind w:firstLine="0"/>
+            </w:pPr>
+            <w:r>
+              <w:rPr>
+                <w:rFonts w:ascii="Times New Roman" w:hAnsi="Times New Roman" w:cs="Times New Roman" w:eastAsia="Times New Roman"/>
+                <w:b w:val="0"/>
+                <w:i w:val="0"/>
+                <w:sz w:val="28"/>
+              </w:rPr>
+              <w:t>Deployment and Generalization Limitation n (енгізу және жалпылау шектеуі: нәтижені ол алынған жағдайлардан тыс қаншалықты тасымалдауға болатынын шектейді)</w:t>
+            </w:r>
+          </w:p>
+        </w:tc>
+      </w:tr>
+      <w:tr>
+        <w:tc>
+          <w:tcPr>
+            <w:tcW w:type="dxa" w:w="1814"/>
+          </w:tcPr>
+          <w:p>
+            <w:pPr>
+              <w:spacing w:line="240" w:lineRule="auto" w:after="0"/>
+              <w:ind w:firstLine="0"/>
+            </w:pPr>
+            <w:r>
+              <w:rPr>
+                <w:rFonts w:ascii="Times New Roman" w:hAnsi="Times New Roman" w:cs="Times New Roman" w:eastAsia="Times New Roman"/>
+                <w:b w:val="0"/>
+                <w:i w:val="0"/>
+                <w:sz w:val="28"/>
+              </w:rPr>
               <w:t>DINO</w:t>
             </w:r>
           </w:p>
@@ -4617,6 +4701,48 @@
                 <w:sz w:val="28"/>
               </w:rPr>
               <w:t>Expected Calibration Error</w:t>
+            </w:r>
+          </w:p>
+        </w:tc>
+      </w:tr>
+      <w:tr>
+        <w:tc>
+          <w:tcPr>
+            <w:tcW w:type="dxa" w:w="1814"/>
+          </w:tcPr>
+          <w:p>
+            <w:pPr>
+              <w:spacing w:line="240" w:lineRule="auto" w:after="0"/>
+              <w:ind w:firstLine="0"/>
+            </w:pPr>
+            <w:r>
+              <w:rPr>
+                <w:rFonts w:ascii="Times New Roman" w:hAnsi="Times New Roman" w:cs="Times New Roman" w:eastAsia="Times New Roman"/>
+                <w:b w:val="0"/>
+                <w:i w:val="0"/>
+                <w:sz w:val="28"/>
+              </w:rPr>
+              <w:t>EH-n</w:t>
+            </w:r>
+          </w:p>
+        </w:tc>
+        <w:tc>
+          <w:tcPr>
+            <w:tcW w:type="dxa" w:w="7824"/>
+          </w:tcPr>
+          <w:p>
+            <w:pPr>
+              <w:spacing w:line="240" w:lineRule="auto" w:after="0"/>
+              <w:ind w:firstLine="0"/>
+            </w:pPr>
+            <w:r>
+              <w:rPr>
+                <w:rFonts w:ascii="Times New Roman" w:hAnsi="Times New Roman" w:cs="Times New Roman" w:eastAsia="Times New Roman"/>
+                <w:b w:val="0"/>
+                <w:i w:val="0"/>
+                <w:sz w:val="28"/>
+              </w:rPr>
+              <w:t>Evidence Hierarchy rule n (дәлел иерархиясының ережесі: метрикалардың дәлелдік салмағы бойынша реттелуі және нәтиженің шешуші саналуы үшін қанағаттандыруға тиіс өлшемшарттары)</w:t>
             </w:r>
           </w:p>
         </w:tc>
@@ -5184,6 +5310,48 @@
                 <w:i w:val="0"/>
                 <w:sz w:val="28"/>
               </w:rPr>
+              <w:t>NC-n</w:t>
+            </w:r>
+          </w:p>
+        </w:tc>
+        <w:tc>
+          <w:tcPr>
+            <w:tcW w:type="dxa" w:w="7824"/>
+          </w:tcPr>
+          <w:p>
+            <w:pPr>
+              <w:spacing w:line="240" w:lineRule="auto" w:after="0"/>
+              <w:ind w:firstLine="0"/>
+            </w:pPr>
+            <w:r>
+              <w:rPr>
+                <w:rFonts w:ascii="Times New Roman" w:hAnsi="Times New Roman" w:cs="Times New Roman" w:eastAsia="Times New Roman"/>
+                <w:b w:val="0"/>
+                <w:i w:val="0"/>
+                <w:sz w:val="28"/>
+              </w:rPr>
+              <w:t>Non-Claim n (мәлімделмейтін тұжырым: диссертация әдейі айтпайтын пікір — нәтижелері оны айтқан деп оқылмауы үшін тіркелген)</w:t>
+            </w:r>
+          </w:p>
+        </w:tc>
+      </w:tr>
+      <w:tr>
+        <w:tc>
+          <w:tcPr>
+            <w:tcW w:type="dxa" w:w="1814"/>
+          </w:tcPr>
+          <w:p>
+            <w:pPr>
+              <w:spacing w:line="240" w:lineRule="auto" w:after="0"/>
+              <w:ind w:firstLine="0"/>
+            </w:pPr>
+            <w:r>
+              <w:rPr>
+                <w:rFonts w:ascii="Times New Roman" w:hAnsi="Times New Roman" w:cs="Times New Roman" w:eastAsia="Times New Roman"/>
+                <w:b w:val="0"/>
+                <w:i w:val="0"/>
+                <w:sz w:val="28"/>
+              </w:rPr>
               <w:t>NPV</w:t>
             </w:r>
           </w:p>
@@ -5268,6 +5436,48 @@
                 <w:i w:val="0"/>
                 <w:sz w:val="28"/>
               </w:rPr>
+              <w:t>OD-n</w:t>
+            </w:r>
+          </w:p>
+        </w:tc>
+        <w:tc>
+          <w:tcPr>
+            <w:tcW w:type="dxa" w:w="7824"/>
+          </w:tcPr>
+          <w:p>
+            <w:pPr>
+              <w:spacing w:line="240" w:lineRule="auto" w:after="0"/>
+              <w:ind w:firstLine="0"/>
+            </w:pPr>
+            <w:r>
+              <w:rPr>
+                <w:rFonts w:ascii="Times New Roman" w:hAnsi="Times New Roman" w:cs="Times New Roman" w:eastAsia="Times New Roman"/>
+                <w:b w:val="0"/>
+                <w:i w:val="0"/>
+                <w:sz w:val="28"/>
+              </w:rPr>
+              <w:t>Operational Definition n (операциялық анықтама: диссертация терминінің қалай өлшенетінін белгілейді; жоғарыдағы OD — көру дискісі — таңбасынан бөлек, ол ешқашан нөмірмен жазылмайды)</w:t>
+            </w:r>
+          </w:p>
+        </w:tc>
+      </w:tr>
+      <w:tr>
+        <w:tc>
+          <w:tcPr>
+            <w:tcW w:type="dxa" w:w="1814"/>
+          </w:tcPr>
+          <w:p>
+            <w:pPr>
+              <w:spacing w:line="240" w:lineRule="auto" w:after="0"/>
+              <w:ind w:firstLine="0"/>
+            </w:pPr>
+            <w:r>
+              <w:rPr>
+                <w:rFonts w:ascii="Times New Roman" w:hAnsi="Times New Roman" w:cs="Times New Roman" w:eastAsia="Times New Roman"/>
+                <w:b w:val="0"/>
+                <w:i w:val="0"/>
+                <w:sz w:val="28"/>
+              </w:rPr>
               <w:t>ODIR-5K</w:t>
             </w:r>
           </w:p>
@@ -5331,6 +5541,48 @@
                 <w:sz w:val="28"/>
               </w:rPr>
               <w:t>Picture Archiving and Communication System</w:t>
+            </w:r>
+          </w:p>
+        </w:tc>
+      </w:tr>
+      <w:tr>
+        <w:tc>
+          <w:tcPr>
+            <w:tcW w:type="dxa" w:w="1814"/>
+          </w:tcPr>
+          <w:p>
+            <w:pPr>
+              <w:spacing w:line="240" w:lineRule="auto" w:after="0"/>
+              <w:ind w:firstLine="0"/>
+            </w:pPr>
+            <w:r>
+              <w:rPr>
+                <w:rFonts w:ascii="Times New Roman" w:hAnsi="Times New Roman" w:cs="Times New Roman" w:eastAsia="Times New Roman"/>
+                <w:b w:val="0"/>
+                <w:i w:val="0"/>
+                <w:sz w:val="28"/>
+              </w:rPr>
+              <w:t>PC-n</w:t>
+            </w:r>
+          </w:p>
+        </w:tc>
+        <w:tc>
+          <w:tcPr>
+            <w:tcW w:type="dxa" w:w="7824"/>
+          </w:tcPr>
+          <w:p>
+            <w:pPr>
+              <w:spacing w:line="240" w:lineRule="auto" w:after="0"/>
+              <w:ind w:firstLine="0"/>
+            </w:pPr>
+            <w:r>
+              <w:rPr>
+                <w:rFonts w:ascii="Times New Roman" w:hAnsi="Times New Roman" w:cs="Times New Roman" w:eastAsia="Times New Roman"/>
+                <w:b w:val="0"/>
+                <w:i w:val="0"/>
+                <w:sz w:val="28"/>
+              </w:rPr>
+              <w:t>Primary Claim n (негізгі тұжырым: диссертация дәйегінің нөмірленген тұжырымы, әрқайсысы өз дәлелі мен бағаланған күшін алып жүреді)</w:t>
             </w:r>
           </w:p>
         </w:tc>
@@ -5562,6 +5814,48 @@
                 <w:i w:val="0"/>
                 <w:sz w:val="28"/>
               </w:rPr>
+              <w:t>SB-n</w:t>
+            </w:r>
+          </w:p>
+        </w:tc>
+        <w:tc>
+          <w:tcPr>
+            <w:tcW w:type="dxa" w:w="7824"/>
+          </w:tcPr>
+          <w:p>
+            <w:pPr>
+              <w:spacing w:line="240" w:lineRule="auto" w:after="0"/>
+              <w:ind w:firstLine="0"/>
+            </w:pPr>
+            <w:r>
+              <w:rPr>
+                <w:rFonts w:ascii="Times New Roman" w:hAnsi="Times New Roman" w:cs="Times New Roman" w:eastAsia="Times New Roman"/>
+                <w:b w:val="0"/>
+                <w:i w:val="0"/>
+                <w:sz w:val="28"/>
+              </w:rPr>
+              <w:t>Scope Boundary n (қолданылу шекарасы: диссертация нені мәлімдемейтінін көрсететін тұжырым)</w:t>
+            </w:r>
+          </w:p>
+        </w:tc>
+      </w:tr>
+      <w:tr>
+        <w:tc>
+          <w:tcPr>
+            <w:tcW w:type="dxa" w:w="1814"/>
+          </w:tcPr>
+          <w:p>
+            <w:pPr>
+              <w:spacing w:line="240" w:lineRule="auto" w:after="0"/>
+              <w:ind w:firstLine="0"/>
+            </w:pPr>
+            <w:r>
+              <w:rPr>
+                <w:rFonts w:ascii="Times New Roman" w:hAnsi="Times New Roman" w:cs="Times New Roman" w:eastAsia="Times New Roman"/>
+                <w:b w:val="0"/>
+                <w:i w:val="0"/>
+                <w:sz w:val="28"/>
+              </w:rPr>
               <w:t>SimCLR</w:t>
             </w:r>
           </w:p>
@@ -5583,6 +5877,48 @@
                 <w:sz w:val="28"/>
               </w:rPr>
               <w:t>Simple framework for Contrastive Learning of Representations</w:t>
+            </w:r>
+          </w:p>
+        </w:tc>
+      </w:tr>
+      <w:tr>
+        <w:tc>
+          <w:tcPr>
+            <w:tcW w:type="dxa" w:w="1814"/>
+          </w:tcPr>
+          <w:p>
+            <w:pPr>
+              <w:spacing w:line="240" w:lineRule="auto" w:after="0"/>
+              <w:ind w:firstLine="0"/>
+            </w:pPr>
+            <w:r>
+              <w:rPr>
+                <w:rFonts w:ascii="Times New Roman" w:hAnsi="Times New Roman" w:cs="Times New Roman" w:eastAsia="Times New Roman"/>
+                <w:b w:val="0"/>
+                <w:i w:val="0"/>
+                <w:sz w:val="28"/>
+              </w:rPr>
+              <w:t>SIR-n</w:t>
+            </w:r>
+          </w:p>
+        </w:tc>
+        <w:tc>
+          <w:tcPr>
+            <w:tcW w:type="dxa" w:w="7824"/>
+          </w:tcPr>
+          <w:p>
+            <w:pPr>
+              <w:spacing w:line="240" w:lineRule="auto" w:after="0"/>
+              <w:ind w:firstLine="0"/>
+            </w:pPr>
+            <w:r>
+              <w:rPr>
+                <w:rFonts w:ascii="Times New Roman" w:hAnsi="Times New Roman" w:cs="Times New Roman" w:eastAsia="Times New Roman"/>
+                <w:b w:val="0"/>
+                <w:i w:val="0"/>
+                <w:sz w:val="28"/>
+              </w:rPr>
+              <w:t>Source Interpretation Rule n (дереккөзді талқылау ережесі: дәйексөз алынған дереккөзге нені таңуға болатынын шектейді)</w:t>
             </w:r>
           </w:p>
         </w:tc>
